--- a/_src/iso/source/DI-IMS-M-01_Rev00.docx
+++ b/_src/iso/source/DI-IMS-M-01_Rev00.docx
@@ -1509,7 +1509,7 @@
             <w:color w:val="1857A5"/>
             <w:sz w:val="22"/>
           </w:rPr>
-          <w:t>5</w:t>
+          <w:t>6</w:t>
         </w:r>
       </w:hyperlink>
     </w:p>
@@ -1544,7 +1544,7 @@
             <w:color w:val="263445"/>
             <w:sz w:val="20"/>
           </w:rPr>
-          <w:t>5</w:t>
+          <w:t>6</w:t>
         </w:r>
       </w:hyperlink>
     </w:p>
@@ -1614,7 +1614,7 @@
             <w:color w:val="263445"/>
             <w:sz w:val="20"/>
           </w:rPr>
-          <w:t>6</w:t>
+          <w:t>7</w:t>
         </w:r>
       </w:hyperlink>
     </w:p>
@@ -1649,7 +1649,7 @@
             <w:color w:val="263445"/>
             <w:sz w:val="20"/>
           </w:rPr>
-          <w:t>6</w:t>
+          <w:t>7</w:t>
         </w:r>
       </w:hyperlink>
     </w:p>
@@ -1789,7 +1789,7 @@
             <w:color w:val="263445"/>
             <w:sz w:val="20"/>
           </w:rPr>
-          <w:t>7</w:t>
+          <w:t>8</w:t>
         </w:r>
       </w:hyperlink>
     </w:p>
@@ -1824,7 +1824,7 @@
             <w:color w:val="263445"/>
             <w:sz w:val="20"/>
           </w:rPr>
-          <w:t>7</w:t>
+          <w:t>8</w:t>
         </w:r>
       </w:hyperlink>
     </w:p>
@@ -1859,7 +1859,7 @@
             <w:color w:val="263445"/>
             <w:sz w:val="20"/>
           </w:rPr>
-          <w:t>7</w:t>
+          <w:t>8</w:t>
         </w:r>
       </w:hyperlink>
     </w:p>
@@ -1964,7 +1964,7 @@
             <w:color w:val="263445"/>
             <w:sz w:val="20"/>
           </w:rPr>
-          <w:t>8</w:t>
+          <w:t>9</w:t>
         </w:r>
       </w:hyperlink>
     </w:p>
@@ -2002,7 +2002,7 @@
             <w:color w:val="1857A5"/>
             <w:sz w:val="22"/>
           </w:rPr>
-          <w:t>8</w:t>
+          <w:t>9</w:t>
         </w:r>
       </w:hyperlink>
     </w:p>
@@ -2072,7 +2072,7 @@
             <w:color w:val="263445"/>
             <w:sz w:val="20"/>
           </w:rPr>
-          <w:t>9</w:t>
+          <w:t>10</w:t>
         </w:r>
       </w:hyperlink>
     </w:p>
@@ -2148,7 +2148,7 @@
             <w:color w:val="1857A5"/>
             <w:sz w:val="22"/>
           </w:rPr>
-          <w:t>10</w:t>
+          <w:t>11</w:t>
         </w:r>
       </w:hyperlink>
     </w:p>
@@ -2186,7 +2186,7 @@
             <w:color w:val="1857A5"/>
             <w:sz w:val="22"/>
           </w:rPr>
-          <w:t>10</w:t>
+          <w:t>11</w:t>
         </w:r>
       </w:hyperlink>
     </w:p>
@@ -2726,7 +2726,7 @@
             <w:color w:val="263445"/>
             <w:sz w:val="20"/>
           </w:rPr>
-          <w:t>17</w:t>
+          <w:t>18</w:t>
         </w:r>
       </w:hyperlink>
     </w:p>
@@ -3304,6 +3304,135 @@
           </w:p>
         </w:tc>
       </w:tr>
+      <w:tr>
+        <w:tblPrEx>
+          <w:tblCellMar>
+            <w:top w:w="0" w:type="dxa"/>
+            <w:bottom w:w="0" w:type="dxa"/>
+          </w:tblCellMar>
+        </w:tblPrEx>
+        <w:trPr>
+          <w:cantSplit/>
+          <w:cantSplit/>
+          <w:cantSplit/>
+        </w:trPr>
+        <w:tc>
+          <w:tcPr>
+            <w:tcW w:w="3213" w:type="dxa"/>
+            <w:tcBorders>
+              <w:top w:val="single" w:sz="4" w:space="0" w:color="808080"/>
+              <w:left w:val="single" w:sz="4" w:space="0" w:color="808080"/>
+              <w:bottom w:val="single" w:sz="4" w:space="0" w:color="808080"/>
+              <w:right w:val="single" w:sz="4" w:space="0" w:color="808080"/>
+            </w:tcBorders>
+            <w:tcMar>
+              <w:top w:w="60" w:type="dxa"/>
+              <w:left w:w="90" w:type="dxa"/>
+              <w:bottom w:w="60" w:type="dxa"/>
+              <w:right w:w="90" w:type="dxa"/>
+            </w:tcMar>
+            <w:shd w:fill="FFFFFF"/>
+            <w:tcBorders>
+              <w:top w:val="single" w:sz="6" w:color="D3DDE8"/>
+              <w:left w:val="single" w:sz="6" w:color="D3DDE8"/>
+              <w:bottom w:val="single" w:sz="6" w:color="D3DDE8"/>
+              <w:right w:val="single" w:sz="6" w:color="D3DDE8"/>
+            </w:tcBorders>
+          </w:tcPr>
+          <w:p>
+            <w:pPr>
+              <w:spacing w:line="260" w:lineRule="auto" w:after="40"/>
+            </w:pPr>
+            <w:r>
+              <w:rPr>
+                <w:rFonts w:ascii="Malgun Gothic" w:hAnsi="Malgun Gothic" w:eastAsia="Malgun Gothic"/>
+                <w:b w:val="0"/>
+                <w:bCs/>
+                <w:color w:val="263445"/>
+                <w:sz w:val="19"/>
+                <w:szCs w:val="18"/>
+              </w:rPr>
+              <w:t>00 (보완2)</w:t>
+            </w:r>
+          </w:p>
+        </w:tc>
+        <w:tc>
+          <w:tcPr>
+            <w:tcW w:w="3213" w:type="dxa"/>
+            <w:tcBorders>
+              <w:top w:val="single" w:sz="4" w:space="0" w:color="808080"/>
+              <w:left w:val="single" w:sz="4" w:space="0" w:color="808080"/>
+              <w:bottom w:val="single" w:sz="4" w:space="0" w:color="808080"/>
+              <w:right w:val="single" w:sz="4" w:space="0" w:color="808080"/>
+            </w:tcBorders>
+            <w:tcMar>
+              <w:top w:w="60" w:type="dxa"/>
+              <w:left w:w="90" w:type="dxa"/>
+              <w:bottom w:w="60" w:type="dxa"/>
+              <w:right w:w="90" w:type="dxa"/>
+            </w:tcMar>
+            <w:shd w:fill="FFFFFF"/>
+            <w:tcBorders>
+              <w:top w:val="single" w:sz="6" w:color="D3DDE8"/>
+              <w:left w:val="single" w:sz="6" w:color="D3DDE8"/>
+              <w:bottom w:val="single" w:sz="6" w:color="D3DDE8"/>
+              <w:right w:val="single" w:sz="6" w:color="D3DDE8"/>
+            </w:tcBorders>
+          </w:tcPr>
+          <w:p>
+            <w:pPr>
+              <w:spacing w:after="40"/>
+            </w:pPr>
+            <w:r>
+              <w:rPr>
+                <w:rFonts w:ascii="Malgun Gothic" w:hAnsi="Malgun Gothic" w:eastAsia="Malgun Gothic"/>
+                <w:b w:val="0"/>
+                <w:color w:val="263445"/>
+                <w:sz w:val="19"/>
+              </w:rPr>
+              <w:t>2026.10.12</w:t>
+            </w:r>
+          </w:p>
+        </w:tc>
+        <w:tc>
+          <w:tcPr>
+            <w:tcW w:w="3213" w:type="dxa"/>
+            <w:tcBorders>
+              <w:top w:val="single" w:sz="4" w:space="0" w:color="808080"/>
+              <w:left w:val="single" w:sz="4" w:space="0" w:color="808080"/>
+              <w:bottom w:val="single" w:sz="4" w:space="0" w:color="808080"/>
+              <w:right w:val="single" w:sz="4" w:space="0" w:color="808080"/>
+            </w:tcBorders>
+            <w:tcMar>
+              <w:top w:w="60" w:type="dxa"/>
+              <w:left w:w="90" w:type="dxa"/>
+              <w:bottom w:w="60" w:type="dxa"/>
+              <w:right w:w="90" w:type="dxa"/>
+            </w:tcMar>
+            <w:shd w:fill="FFFFFF"/>
+            <w:tcBorders>
+              <w:top w:val="single" w:sz="6" w:color="D3DDE8"/>
+              <w:left w:val="single" w:sz="6" w:color="D3DDE8"/>
+              <w:bottom w:val="single" w:sz="6" w:color="D3DDE8"/>
+              <w:right w:val="single" w:sz="6" w:color="D3DDE8"/>
+            </w:tcBorders>
+          </w:tcPr>
+          <w:p>
+            <w:pPr>
+              <w:spacing w:after="40"/>
+            </w:pPr>
+            <w:r>
+              <w:rPr>
+                <w:rFonts w:ascii="Malgun Gothic" w:hAnsi="Malgun Gothic" w:eastAsia="Malgun Gothic"/>
+                <w:b w:val="0"/>
+                <w:color w:val="263445"/>
+                <w:sz w:val="19"/>
+              </w:rPr>
+              <w:t>법정·인증 필수 정리 — 관리감독자 지정·반기 평가, 휴게시설·인원 기준, 성희롱 예방·장애인 인식개선 교육, 조직의 지식·외부 문서·외부 소통 추가 / 근로자 협의·표본 복구 분기, 목표 실적·법규 최신성·예산 집행 확인은 반기 점검(SF-08) 때로 조정 / 명단 한 번 입력 자동 채움. 대표 승인 후 적용</w:t>
+            </w:r>
+          </w:p>
+        </w:tc>
+      </w:tr>
     </w:tbl>
     <w:p>
       <w:pPr>
@@ -6656,6 +6785,18 @@
           <w:sz w:val="21"/>
         </w:rPr>
         <w:t xml:space="preserve">안전보건관리담당자: 동인엔시스는 상시근로자 20~49명 제조업으로 산업안전보건법 제19조에 따른 선임 대상이다. 자격 요건(안전관리자·보건관리자 자격 또는 안전보건관리담당자 양성교육 이수 등)을 확인하여 왕리홍 대리를 선임하고, 요건을 갖추기 전에는 고용노동부 지정 전문기관에 업무를 위탁한다. 선임 증빙과 반기 직무 평가는 SF-04에 기록한다.</w:t>
+      </w:r>
+    </w:p>
+    <w:p>
+      <w:pPr>
+        <w:spacing w:after="100" w:line="276" w:lineRule="auto"/>
+      </w:pPr>
+      <w:r>
+        <w:rPr>
+          <w:rFonts w:ascii="Malgun Gothic" w:hAnsi="Malgun Gothic" w:eastAsia="Malgun Gothic"/>
+          <w:sz w:val="21"/>
+        </w:rPr>
+        <w:t>관리감독자: 생산·시험 등 작업을 직접 지휘하는 사람(예: 생산관리·시험 책임자)을 대표가 관리감독자로 지정한다(산업안전보건법 제16조). 관리감독자는 작업 전 기계·기구·전기설비 점검, 보호구 착용과 작업 방법 지도, 재해 시 보고·응급조치, 위험성평가 참여를 맡는다. 지정과 반기 평가는 안전보건관리담당자와 함께 SF-04에 기록한다(중대재해처벌법 시행령 제4조 제5호).</w:t>
       </w:r>
     </w:p>
     <w:p>
@@ -8457,7 +8598,7 @@
           <w:rFonts w:ascii="Malgun Gothic" w:hAnsi="Malgun Gothic" w:eastAsia="Malgun Gothic"/>
           <w:sz w:val="21"/>
         </w:rPr>
-        <w:t>프로젝트별 기록 원본은 회사가 승인한 공용 저장소의 프로젝트 번호 폴더에 보관한다. 실제 경로와 접근권한 담당은 QF-13에 등록한다. 승인 도면·PLC 최종본·검사기록은 작업일 종료 시 공용 저장소에 반영하고, 공용 저장소와 물리적으로 분리된 저장소에 매일 백업한다. 주 1회 백업 성공 여부를 확인하고 월 1회 표본 복구를 시험하여 QF-13-2(QF-13 별지)에 일자·담당·성공 여부·증거와 실패 조치를 기록한다. G:가 동일한 C: 폴더를 가리키는 연결인 경우 별도 백업으로 인정하지 않는다.</w:t>
+        <w:t>프로젝트별 기록 원본은 회사가 승인한 공용 저장소의 프로젝트 번호 폴더에 보관한다. 실제 경로와 접근권한 담당은 QF-13에 등록한다. 승인 도면·PLC 최종본·검사기록은 작업일 종료 시 공용 저장소에 반영하고, 공용 저장소와 물리적으로 분리된 저장소에 매일 자동 백업되게 설정하고 실패 알림을 확인한다. 분기 1회(3·6·9·12월) 표본 복구를 시험하여 QF-13-2(QF-13 별지)에 일자·담당·성공 여부·증거와 실패 조치를 기록한다. G:가 동일한 C: 폴더를 가리키는 연결인 경우 별도 백업으로 인정하지 않는다.</w:t>
       </w:r>
     </w:p>
     <w:p>
@@ -8475,6 +8616,40 @@
           <w:sz w:val="21"/>
         </w:rPr>
         <w:t>카카오워크는 일상 소통·지시에 사용한다. 다만 승인·결정·고객 요구 변경은 해당 양식이나 프로젝트 폴더에도 기록한다.</w:t>
+      </w:r>
+    </w:p>
+    <w:p>
+      <w:pPr>
+        <w:pStyle w:val="a4"/>
+        <w:numPr>
+          <w:ilvl w:val="0"/>
+          <w:numId w:val="2"/>
+        </w:numPr>
+        <w:spacing w:after="100" w:line="276" w:lineRule="auto"/>
+      </w:pPr>
+      <w:r>
+        <w:rPr>
+          <w:rFonts w:ascii="Malgun Gothic" w:hAnsi="Malgun Gothic" w:eastAsia="Malgun Gothic"/>
+          <w:sz w:val="21"/>
+        </w:rPr>
+        <w:t>외부 문서(고객 사양서·적용 규격·부품 제조사 매뉴얼)는 받은 판본을 확인해 프로젝트 02_설계기준에 보관한다. 회사 공통으로 쓰는 외부 문서만 QF-13에 판본을 등록한다.</w:t>
+      </w:r>
+    </w:p>
+    <w:p>
+      <w:pPr>
+        <w:pStyle w:val="a4"/>
+        <w:numPr>
+          <w:ilvl w:val="0"/>
+          <w:numId w:val="2"/>
+        </w:numPr>
+        <w:spacing w:after="100" w:line="276" w:lineRule="auto"/>
+      </w:pPr>
+      <w:r>
+        <w:rPr>
+          <w:rFonts w:ascii="Malgun Gothic" w:hAnsi="Malgun Gothic" w:eastAsia="Malgun Gothic"/>
+          <w:sz w:val="21"/>
+        </w:rPr>
+        <w:t>조직의 지식: 표준 회로도·PLC 라이브러리·시험 기준(QF-15)·부적합 재발방지(QF-09)를 공용 저장소의 공통 폴더에 모아 설계와 신규 인원 교육에 쓴다. 프로젝트 종료 시 PF-00에 배운 점을 한 줄 남기고 필요하면 표준에 반영한다. 퇴사·업무 변경 시 담당 프로젝트 폴더와 진행 사항을 인계한다.</w:t>
       </w:r>
     </w:p>
     <w:p>
@@ -9887,7 +10062,7 @@
           <w:rFonts w:ascii="Malgun Gothic" w:hAnsi="Malgun Gothic" w:eastAsia="Malgun Gothic"/>
           <w:sz w:val="21"/>
         </w:rPr>
-        <w:t>근로자 참여·협의: 정규직과 제조 비정규직의 안전 의견을 상시 접수한다. 월 1회 현장 근로자와 협의하여 MF-06에 의견·결정·담당·기한·회신을 기록한다. 위험성평가에는 해당 작업 근로자가 참여하고 SF-01에 참여와 조치를 기록한다. 주간회의·카카오워크 자료는 필수정보를 갖춘 경우 대체 증거로 연결할 수 있다.</w:t>
+        <w:t>근로자 참여·협의: 정규직과 제조 비정규직의 안전 의견을 상시 접수한다. 분기 1회(3·6·9·12월) 현장 근로자와 협의하여(기존 회의 안건으로 가능) MF-06에 의견·결정·담당·기한·회신을 기록한다. 위험성평가에는 해당 작업 근로자가 참여하고 SF-01에 참여와 조치를 기록한다. 주간회의·카카오워크 자료는 필수정보를 갖춘 경우 대체 증거로 연결할 수 있다.</w:t>
       </w:r>
     </w:p>
     <w:p>
@@ -9938,7 +10113,7 @@
           <w:rFonts w:ascii="Malgun Gothic" w:hAnsi="Malgun Gothic" w:eastAsia="Malgun Gothic"/>
           <w:sz w:val="21"/>
         </w:rPr>
-        <w:t>적용 안전보건 법규와 고객 현장 요구사항은 MF-05에 의무별로 등록한다. 변경 시 및 분기별로 최신성을 확인하고 연 1회 준수 증거를 평가한다. 미준수는 QF-09로 조치하고 경영검토에 보고한다.</w:t>
+        <w:t>적용 안전보건 법규와 고객 현장 요구사항은 MF-05에 의무별로 등록한다. 변경 시 및 반기별로(SF-08 점검 때) 최신성을 확인하고 연 1회 준수 증거를 평가한다. 미준수는 QF-09로 조치하고 경영검토에 보고한다.</w:t>
       </w:r>
     </w:p>
     <w:p>
@@ -10013,14 +10188,14 @@
           <w:b/>
           <w:sz w:val="21"/>
         </w:rPr>
-        <w:t xml:space="preserve">안전보건관리담당자: </w:t>
-      </w:r>
-      <w:r>
-        <w:rPr>
-          <w:rFonts w:ascii="Malgun Gothic" w:hAnsi="Malgun Gothic" w:eastAsia="Malgun Gothic"/>
-          <w:sz w:val="21"/>
-        </w:rPr>
-        <w:t xml:space="preserve">3장에 따라 선임(또는 위탁)하고, 6월·12월에 대표가 직무 수행을 평가한다(SF-04).</w:t>
+        <w:t xml:space="preserve">안전보건관리담당자·관리감독자: </w:t>
+      </w:r>
+      <w:r>
+        <w:rPr>
+          <w:rFonts w:ascii="Malgun Gothic" w:hAnsi="Malgun Gothic" w:eastAsia="Malgun Gothic"/>
+          <w:sz w:val="21"/>
+        </w:rPr>
+        <w:t>3장에 따라 선임(또는 위탁)하고, 관리감독자를 지정한다. 6월·12월에 대표가 두 사람의 직무 수행을 평가한다(SF-04).</w:t>
       </w:r>
     </w:p>
     <w:p>
@@ -10070,7 +10245,7 @@
           <w:rFonts w:ascii="Malgun Gothic" w:hAnsi="Malgun Gothic" w:eastAsia="Malgun Gothic"/>
           <w:sz w:val="21"/>
         </w:rPr>
-        <w:t xml:space="preserve">매년 1월 SF-05에 정기교육(반기), 채용 시 교육(일용직은 투입 전), 작업내용 변경 시 교육, 특별교육(정전·활선 등 전기작업, 크레인·호이스트 등 SF-01에서 지정한 작업), 관리감독자 교육 계획을 세우고 실적을 관리한다. 개인별 이수 서명은 QF-12에 남긴다.</w:t>
+        <w:t>매년 1월 SF-05에 정기교육(반기), 채용 시 교육(일용직은 투입 전), 작업내용 변경 시 교육, 특별교육(정전·활선 등 전기작업, 크레인·호이스트 등 SF-01에서 지정한 작업), 관리감독자 교육 계획을 세우고 실적을 관리한다. 개인별 이수 서명은 QF-12에 남긴다. 직장 내 성희롱 예방교육과 장애인 인식개선 교육(연 1회, 전 직원)도 같은 계획에 넣는다.</w:t>
       </w:r>
     </w:p>
     <w:p>
@@ -10120,7 +10295,7 @@
           <w:rFonts w:ascii="Malgun Gothic" w:hAnsi="Malgun Gothic" w:eastAsia="Malgun Gothic"/>
           <w:sz w:val="21"/>
         </w:rPr>
-        <w:t xml:space="preserve">매년 1월 보호구·교육·건강진단·시설 개선·전기 안전 장비·비상대응 예산을 편성하고, 분기마다 용도대로 집행됐는지 확인한다(SF-07).</w:t>
+        <w:t>매년 1월 보호구·교육·건강진단·시설 개선·전기 안전 장비·비상대응 예산을 편성하고, 반기 이행점검(SF-08) 때 용도대로 집행됐는지 확인한다(SF-07).</w:t>
       </w:r>
     </w:p>
     <w:p>
@@ -10170,24 +10345,8 @@
           <w:rFonts w:ascii="Malgun Gothic" w:hAnsi="Malgun Gothic" w:eastAsia="Malgun Gothic"/>
           <w:sz w:val="21"/>
         </w:rPr>
-        <w:t xml:space="preserve">6월·12월에 중대재해처벌법 이행 항목(방침·목표, 유해·위험요인 개선, 예산, 담당자 평가, 종사자 의견 청취, 재해 대응, 외주 관리, 교육·건강진단)을 점검하고 대표에게 보고한다. 법령 요지·안전보건표지·비상연락망·MSDS 게시와, 사용 중인 크레인·호이스트·지게차의 안전검사·점검도 함께 확인한다(SF-08).</w:t>
-      </w:r>
-    </w:p>
-    <w:p>
-      <w:pPr>
-        <w:pStyle w:val="2"/>
-        <w:spacing w:after="100" w:line="276" w:lineRule="auto"/>
-      </w:pPr>
-      <w:bookmarkStart w:id="924" w:name="_Toc0024"/>
-      <w:r>
-        <w:rPr>
-          <w:rFonts w:ascii="Malgun Gothic" w:hAnsi="Malgun Gothic" w:eastAsia="Malgun Gothic"/>
-          <w:color w:val="1857A5"/>
-          <w:sz w:val="22"/>
-        </w:rPr>
-        <w:t xml:space="preserve">6.2 산업재해·중대재해 발생 시 대응</w:t>
-      </w:r>
-      <w:bookmarkEnd w:id="924"/>
+        <w:t>6월·12월에 중대재해처벌법 이행 항목(방침·목표, 유해·위험요인 개선, 예산, 담당자 평가, 종사자 의견 청취, 재해 대응, 외주 관리, 교육·건강진단)을 점검하고 대표에게 보고한다. 법령 요지·안전보건표지·비상연락망·MSDS 게시와, 사용 중인 크레인·호이스트·지게차의 안전검사·점검도 함께 확인한다(SF-08). 같은 자리에서 교육 이수율·예산 집행·목표 반기 실적·법규 최신성을 함께 확인해 반기 업무를 한 번에 마친다.</w:t>
+      </w:r>
     </w:p>
     <w:p>
       <w:pPr>
@@ -10204,14 +10363,14 @@
           <w:b/>
           <w:sz w:val="21"/>
         </w:rPr>
-        <w:t xml:space="preserve">즉시 조치: </w:t>
-      </w:r>
-      <w:r>
-        <w:rPr>
-          <w:rFonts w:ascii="Malgun Gothic" w:hAnsi="Malgun Gothic" w:eastAsia="Malgun Gothic"/>
-          <w:sz w:val="21"/>
-        </w:rPr>
-        <w:t xml:space="preserve">작업중지와 전원 차단(LOTO), 재해자 구호와 119 신고, 추가 위험 제거와 출입 통제, 대표·안전 담당 보고, 조사 전 현장 보존 순으로 조치한다.</w:t>
+        <w:t>휴게시설:</w:t>
+      </w:r>
+      <w:r>
+        <w:rPr>
+          <w:rFonts w:ascii="Malgun Gothic" w:hAnsi="Malgun Gothic" w:eastAsia="Malgun Gothic"/>
+          <w:sz w:val="21"/>
+        </w:rPr>
+        <w:t xml:space="preserve"> 상시근로자 20명 이상 사업장이므로 휴게시설을 설치하고 설치·관리기준(면적·위치·온도·조명·환기 등)을 지킨다(산업안전보건법 제128조의2). 반기 이행점검(SF-08)에서 확인한다.</w:t>
       </w:r>
     </w:p>
     <w:p>
@@ -10229,15 +10388,31 @@
           <w:b/>
           <w:sz w:val="21"/>
         </w:rPr>
-        <w:t xml:space="preserve">보고: </w:t>
-      </w:r>
-      <w:r>
-        <w:rPr>
-          <w:rFonts w:ascii="Malgun Gothic" w:hAnsi="Malgun Gothic" w:eastAsia="Malgun Gothic"/>
-          <w:sz w:val="21"/>
-        </w:rPr>
-        <w:t>중대재해(사망, 또는 3개월 이상 요양이 필요한 부상자가 동시에 2명 이상 발생 등)는 지체 없이 관할 지방고용노동관서에 보고한다. 사망 또는 3일 이상 휴업 재해는 1개월 이내에 산업재해조사표를 제출하고 사본을 3년 이상 보존한다. 고객 현장에서 발생하면 고객사(원청)에도 즉시 알린다. 중대재해처벌법상 중대산업재해(사망 1명 이상, 동일 사고로 6개월 이상 치료가 필요한 부상자 2명 이상, 동일 유해요인 직업성 질병자 1년 이내 3명 이상) 해당 여부도 판단하여 대표(경영책임자)에게 즉시 보고한다.</w:t>
-      </w:r>
+        <w:t>인원 기준:</w:t>
+      </w:r>
+      <w:r>
+        <w:rPr>
+          <w:rFonts w:ascii="Malgun Gothic" w:hAnsi="Malgun Gothic" w:eastAsia="Malgun Gothic"/>
+          <w:sz w:val="21"/>
+        </w:rPr>
+        <w:t xml:space="preserve"> 상시근로자가 30명 이상이 되면 노사협의회, 50명 이상이 되면 안전보건관리책임자·안전관리자·보건관리자·산업안전보건위원회 의무가 생긴다. 인원이 바뀌면 MF-05에서 다시 확인한다.</w:t>
+      </w:r>
+    </w:p>
+    <w:p>
+      <w:pPr>
+        <w:pStyle w:val="2"/>
+        <w:spacing w:after="100" w:line="276" w:lineRule="auto"/>
+      </w:pPr>
+      <w:bookmarkStart w:id="924" w:name="_Toc0024"/>
+      <w:r>
+        <w:rPr>
+          <w:rFonts w:ascii="Malgun Gothic" w:hAnsi="Malgun Gothic" w:eastAsia="Malgun Gothic"/>
+          <w:color w:val="1857A5"/>
+          <w:sz w:val="22"/>
+        </w:rPr>
+        <w:t xml:space="preserve">6.2 산업재해·중대재해 발생 시 대응</w:t>
+      </w:r>
+      <w:bookmarkEnd w:id="924"/>
     </w:p>
     <w:p>
       <w:pPr>
@@ -10254,55 +10429,14 @@
           <w:b/>
           <w:sz w:val="21"/>
         </w:rPr>
-        <w:t xml:space="preserve">조사·재발방지: </w:t>
-      </w:r>
-      <w:r>
-        <w:rPr>
-          <w:rFonts w:ascii="Malgun Gothic" w:hAnsi="Malgun Gothic" w:eastAsia="Malgun Gothic"/>
-          <w:sz w:val="21"/>
-        </w:rPr>
-        <w:t xml:space="preserve">해당 작업 근로자가 참여하여 원인을 조사하고 재발방지대책을 세운 뒤 SF-01을 재검토한다. 결과는 근로자에게 교육·공유한다. 모든 단계를 SF-10에 기록하고 QF-09와 연결한다.</w:t>
-      </w:r>
-    </w:p>
-    <w:p>
-      <w:pPr>
-        <w:spacing w:after="100" w:line="276" w:lineRule="auto"/>
-      </w:pPr>
-      <w:r>
-        <w:rPr>
-          <w:rFonts w:ascii="Malgun Gothic" w:hAnsi="Malgun Gothic" w:eastAsia="Malgun Gothic"/>
-          <w:sz w:val="21"/>
-        </w:rPr>
-        <w:t xml:space="preserve">기록: SF-04, SF-05, SF-06, SF-07, SF-08, SF-09, SF-10, SF-01, QF-12, QF-09, MF-05</w:t>
-      </w:r>
-    </w:p>
-    <w:p>
-      <w:pPr>
-        <w:pStyle w:val="1"/>
-        <w:spacing w:after="100" w:line="276" w:lineRule="auto"/>
-      </w:pPr>
-      <w:bookmarkStart w:id="925" w:name="_Toc0025"/>
-      <w:r>
-        <w:rPr>
-          <w:rFonts w:ascii="Malgun Gothic" w:hAnsi="Malgun Gothic" w:eastAsia="Malgun Gothic"/>
-          <w:color w:val="1857A5"/>
-          <w:sz w:val="26"/>
-        </w:rPr>
-        <w:t>7. 운영 기준 (환경)</w:t>
-      </w:r>
-      <w:bookmarkEnd w:id="925"/>
-    </w:p>
-    <w:p>
-      <w:pPr>
-        <w:spacing w:after="100" w:line="276" w:lineRule="auto"/>
-      </w:pPr>
-      <w:r>
-        <w:rPr>
-          <w:rFonts w:ascii="Malgun Gothic" w:hAnsi="Malgun Gothic" w:eastAsia="Malgun Gothic"/>
-          <w:color w:val="263445"/>
-          <w:sz w:val="21"/>
-        </w:rPr>
-        <w:t>환경측면은 사업 규모만으로 경미하다고 판단하지 않는다. 조립·배선·시험·포장·운송·시운전·외주 활동과 제품 사용·폐기에서 회사가 관리하거나 영향을 줄 수 있는 사항을 EF-01에서 평가한다.</w:t>
+        <w:t xml:space="preserve">즉시 조치: </w:t>
+      </w:r>
+      <w:r>
+        <w:rPr>
+          <w:rFonts w:ascii="Malgun Gothic" w:hAnsi="Malgun Gothic" w:eastAsia="Malgun Gothic"/>
+          <w:sz w:val="21"/>
+        </w:rPr>
+        <w:t xml:space="preserve">작업중지와 전원 차단(LOTO), 재해자 구호와 119 신고, 추가 위험 제거와 출입 통제, 대표·안전 담당 보고, 조사 전 현장 보존 순으로 조치한다.</w:t>
       </w:r>
     </w:p>
     <w:p>
@@ -10317,9 +10451,17 @@
       <w:r>
         <w:rPr>
           <w:rFonts w:ascii="Malgun Gothic" w:hAnsi="Malgun Gothic" w:eastAsia="Malgun Gothic"/>
-          <w:sz w:val="21"/>
-        </w:rPr>
-        <w:t>폐기물: 전선 피복·소선, 포장재, 폐부품을 분리 배출하고 위탁처리 업체 계약·인계 기록을 보관한다.</w:t>
+          <w:b/>
+          <w:sz w:val="21"/>
+        </w:rPr>
+        <w:t xml:space="preserve">보고: </w:t>
+      </w:r>
+      <w:r>
+        <w:rPr>
+          <w:rFonts w:ascii="Malgun Gothic" w:hAnsi="Malgun Gothic" w:eastAsia="Malgun Gothic"/>
+          <w:sz w:val="21"/>
+        </w:rPr>
+        <w:t>중대재해(사망, 또는 3개월 이상 요양이 필요한 부상자가 동시에 2명 이상 발생 등)는 지체 없이 관할 지방고용노동관서에 보고한다. 사망 또는 3일 이상 휴업 재해는 1개월 이내에 산업재해조사표를 제출하고 사본을 3년 이상 보존한다. 고객 현장에서 발생하면 고객사(원청)에도 즉시 알린다. 중대재해처벌법상 중대산업재해(사망 1명 이상, 동일 사고로 6개월 이상 치료가 필요한 부상자 2명 이상, 동일 유해요인 직업성 질병자 1년 이내 3명 이상) 해당 여부도 판단하여 대표(경영책임자)에게 즉시 보고한다.</w:t>
       </w:r>
     </w:p>
     <w:p>
@@ -10334,9 +10476,58 @@
       <w:r>
         <w:rPr>
           <w:rFonts w:ascii="Malgun Gothic" w:hAnsi="Malgun Gothic" w:eastAsia="Malgun Gothic"/>
-          <w:sz w:val="21"/>
-        </w:rPr>
-        <w:t>화학물질(도료, 세척제 등): 사용 시 MSDS를 비치하고 보관·취급 기준을 따른다.</w:t>
+          <w:b/>
+          <w:sz w:val="21"/>
+        </w:rPr>
+        <w:t xml:space="preserve">조사·재발방지: </w:t>
+      </w:r>
+      <w:r>
+        <w:rPr>
+          <w:rFonts w:ascii="Malgun Gothic" w:hAnsi="Malgun Gothic" w:eastAsia="Malgun Gothic"/>
+          <w:sz w:val="21"/>
+        </w:rPr>
+        <w:t xml:space="preserve">해당 작업 근로자가 참여하여 원인을 조사하고 재발방지대책을 세운 뒤 SF-01을 재검토한다. 결과는 근로자에게 교육·공유한다. 모든 단계를 SF-10에 기록하고 QF-09와 연결한다.</w:t>
+      </w:r>
+    </w:p>
+    <w:p>
+      <w:pPr>
+        <w:spacing w:after="100" w:line="276" w:lineRule="auto"/>
+      </w:pPr>
+      <w:r>
+        <w:rPr>
+          <w:rFonts w:ascii="Malgun Gothic" w:hAnsi="Malgun Gothic" w:eastAsia="Malgun Gothic"/>
+          <w:sz w:val="21"/>
+        </w:rPr>
+        <w:t xml:space="preserve">기록: SF-04, SF-05, SF-06, SF-07, SF-08, SF-09, SF-10, SF-01, QF-12, QF-09, MF-05</w:t>
+      </w:r>
+    </w:p>
+    <w:p>
+      <w:pPr>
+        <w:pStyle w:val="1"/>
+        <w:spacing w:after="100" w:line="276" w:lineRule="auto"/>
+      </w:pPr>
+      <w:bookmarkStart w:id="925" w:name="_Toc0025"/>
+      <w:r>
+        <w:rPr>
+          <w:rFonts w:ascii="Malgun Gothic" w:hAnsi="Malgun Gothic" w:eastAsia="Malgun Gothic"/>
+          <w:color w:val="1857A5"/>
+          <w:sz w:val="26"/>
+        </w:rPr>
+        <w:t>7. 운영 기준 (환경)</w:t>
+      </w:r>
+      <w:bookmarkEnd w:id="925"/>
+    </w:p>
+    <w:p>
+      <w:pPr>
+        <w:spacing w:after="100" w:line="276" w:lineRule="auto"/>
+      </w:pPr>
+      <w:r>
+        <w:rPr>
+          <w:rFonts w:ascii="Malgun Gothic" w:hAnsi="Malgun Gothic" w:eastAsia="Malgun Gothic"/>
+          <w:color w:val="263445"/>
+          <w:sz w:val="21"/>
+        </w:rPr>
+        <w:t>환경측면은 사업 규모만으로 경미하다고 판단하지 않는다. 조립·배선·시험·포장·운송·시운전·외주 활동과 제품 사용·폐기에서 회사가 관리하거나 영향을 줄 수 있는 사항을 EF-01에서 평가한다.</w:t>
       </w:r>
     </w:p>
     <w:p>
@@ -10353,7 +10544,7 @@
           <w:rFonts w:ascii="Malgun Gothic" w:hAnsi="Malgun Gothic" w:eastAsia="Malgun Gothic"/>
           <w:sz w:val="21"/>
         </w:rPr>
-        <w:t>환경측면은 EF-01에서 영향크기 I와 발생 F를 각각 1~3으로 평가하여 I×F로 정한다. 6 이상, 법규·고객의 필수관리 대상 또는 중대 비상 잠재영향은 중요측면으로 관리한다. 정상·비정상·비상과 수명주기를 포함하고 관리 또는 영향 가능한 범위를 정한다. MF-05의 요구사항은 변경 시 및 분기별 최신성을 점검하고 연 1회 준수 증거를 평가한다. 미준수는 QF-09로 조치한다.</w:t>
+        <w:t>폐기물: 전선 피복·소선, 포장재, 폐부품을 분리 배출하고 위탁처리 업체 계약·인계 기록을 보관한다.</w:t>
       </w:r>
     </w:p>
     <w:p>
@@ -10370,7 +10561,7 @@
           <w:rFonts w:ascii="Malgun Gothic" w:hAnsi="Malgun Gothic" w:eastAsia="Malgun Gothic"/>
           <w:sz w:val="21"/>
         </w:rPr>
-        <w:t>환경 비상(화재, 화학물질 누출 등): 대응 방법과 연락망을 게시하고 연 1회 훈련한다(안전 비상훈련과 통합 가능).</w:t>
+        <w:t>화학물질(도료, 세척제 등): 사용 시 MSDS를 비치하고 보관·취급 기준을 따른다.</w:t>
       </w:r>
     </w:p>
     <w:p>
@@ -10387,7 +10578,7 @@
           <w:rFonts w:ascii="Malgun Gothic" w:hAnsi="Malgun Gothic" w:eastAsia="Malgun Gothic"/>
           <w:sz w:val="21"/>
         </w:rPr>
-        <w:t>법규 준수 평가는 MF-05의 의무별 기준·증거를 사용하여 변경 시 및 연 1회 실시하고, 미준수 사항은 QF-09에 연결해 경영검토에 보고한다.</w:t>
+        <w:t>환경측면은 EF-01에서 영향크기 I와 발생 F를 각각 1~3으로 평가하여 I×F로 정한다. 6 이상, 법규·고객의 필수관리 대상 또는 중대 비상 잠재영향은 중요측면으로 관리한다. 정상·비정상·비상과 수명주기를 포함하고 관리 또는 영향 가능한 범위를 정한다. MF-05의 요구사항은 변경 시 및 반기별 최신성을 점검하고 연 1회 준수 증거를 평가한다. 미준수는 QF-09로 조치한다.</w:t>
       </w:r>
     </w:p>
     <w:p>
@@ -10404,36 +10595,8 @@
           <w:rFonts w:ascii="Malgun Gothic" w:hAnsi="Malgun Gothic" w:eastAsia="Malgun Gothic"/>
           <w:sz w:val="21"/>
         </w:rPr>
-        <w:t>제품 취급·운송·사용·폐기의 중요 환경영향과 필요한 예방·처리 정보를 평가하고 해당 고객·운송자·외주 등에게 전달한다. 고객이 요구하는 추가 정보도 제공하며 납품자료와 전달 증거를 보관한다.</w:t>
-      </w:r>
-    </w:p>
-    <w:p>
-      <w:pPr>
-        <w:spacing w:after="100" w:line="276" w:lineRule="auto"/>
-      </w:pPr>
-      <w:r>
-        <w:rPr>
-          <w:rFonts w:ascii="Malgun Gothic" w:hAnsi="Malgun Gothic" w:eastAsia="Malgun Gothic"/>
-          <w:sz w:val="21"/>
-        </w:rPr>
-        <w:t>기록: EF-01, MF-05, 폐기물 인계서, MF-06</w:t>
-      </w:r>
-    </w:p>
-    <w:p>
-      <w:pPr>
-        <w:pStyle w:val="1"/>
-        <w:spacing w:after="100" w:line="276" w:lineRule="auto"/>
-      </w:pPr>
-      <w:bookmarkStart w:id="926" w:name="_Toc0026"/>
-      <w:r>
-        <w:rPr>
-          <w:rFonts w:ascii="Malgun Gothic" w:hAnsi="Malgun Gothic" w:eastAsia="Malgun Gothic"/>
-          <w:color w:val="1857A5"/>
-          <w:sz w:val="26"/>
-        </w:rPr>
-        <w:t>8. 점검과 개선</w:t>
-      </w:r>
-      <w:bookmarkEnd w:id="926"/>
+        <w:t>환경 비상(화재, 화학물질 누출 등): 대응 방법과 연락망을 게시하고 연 1회 훈련한다(안전 비상훈련과 통합 가능).</w:t>
+      </w:r>
     </w:p>
     <w:p>
       <w:pPr>
@@ -10449,7 +10612,7 @@
           <w:rFonts w:ascii="Malgun Gothic" w:hAnsi="Malgun Gothic" w:eastAsia="Malgun Gothic"/>
           <w:sz w:val="21"/>
         </w:rPr>
-        <w:t>내부심사: 연 1회(품질·환경·안전 통합) 실시한다. 심사원은 자신의 업무를 심사하지 않는다. MF-01은 프로젝트 기록뿐 아니라 근로자 참여, 비상훈련, 환경·안전 법규 준수평가, 변경관리까지 확인한다.</w:t>
+        <w:t>법규 준수 평가는 MF-05의 의무별 기준·증거를 사용하여 변경 시 및 연 1회 실시하고, 미준수 사항은 QF-09에 연결해 경영검토에 보고한다.</w:t>
       </w:r>
     </w:p>
     <w:p>
@@ -10466,8 +10629,36 @@
           <w:rFonts w:ascii="Malgun Gothic" w:hAnsi="Malgun Gothic" w:eastAsia="Malgun Gothic"/>
           <w:sz w:val="21"/>
         </w:rPr>
-        <w:t>경영검토: 연 1회 대표가 주재하여 목표 달성도, 심사·클레임, 외주 성과, 근로자 협의, 법규 준수평가, 환경·안전 성과, 조직상황과 이해관계자 변화, 자원 필요성을 검토하고 담당·기한이 있는 개선을 지시한다(MF-02).</w:t>
-      </w:r>
+        <w:t>제품 취급·운송·사용·폐기의 중요 환경영향과 필요한 예방·처리 정보를 평가하고 해당 고객·운송자·외주 등에게 전달한다. 고객이 요구하는 추가 정보도 제공하며 납품자료와 전달 증거를 보관한다.</w:t>
+      </w:r>
+    </w:p>
+    <w:p>
+      <w:pPr>
+        <w:spacing w:after="100" w:line="276" w:lineRule="auto"/>
+      </w:pPr>
+      <w:r>
+        <w:rPr>
+          <w:rFonts w:ascii="Malgun Gothic" w:hAnsi="Malgun Gothic" w:eastAsia="Malgun Gothic"/>
+          <w:sz w:val="21"/>
+        </w:rPr>
+        <w:t>기록: EF-01, MF-05, 폐기물 인계서, MF-06</w:t>
+      </w:r>
+    </w:p>
+    <w:p>
+      <w:pPr>
+        <w:pStyle w:val="1"/>
+        <w:spacing w:after="100" w:line="276" w:lineRule="auto"/>
+      </w:pPr>
+      <w:bookmarkStart w:id="926" w:name="_Toc0026"/>
+      <w:r>
+        <w:rPr>
+          <w:rFonts w:ascii="Malgun Gothic" w:hAnsi="Malgun Gothic" w:eastAsia="Malgun Gothic"/>
+          <w:color w:val="1857A5"/>
+          <w:sz w:val="26"/>
+        </w:rPr>
+        <w:t>8. 점검과 개선</w:t>
+      </w:r>
+      <w:bookmarkEnd w:id="926"/>
     </w:p>
     <w:p>
       <w:pPr>
@@ -10483,7 +10674,41 @@
           <w:rFonts w:ascii="Malgun Gothic" w:hAnsi="Malgun Gothic" w:eastAsia="Malgun Gothic"/>
           <w:sz w:val="21"/>
         </w:rPr>
-        <w:t>목표 관리: 품질·안전·환경 목표를 연초에 정하고 분기별로 실적을 기록한다(MF-03).</w:t>
+        <w:t>내부심사: 연 1회(품질·환경·안전 통합) 실시한다. 심사원은 자신의 업무를 심사하지 않는다. MF-01은 프로젝트 기록뿐 아니라 근로자 참여, 비상훈련, 환경·안전 법규 준수평가, 변경관리까지 확인한다.</w:t>
+      </w:r>
+    </w:p>
+    <w:p>
+      <w:pPr>
+        <w:pStyle w:val="a4"/>
+        <w:numPr>
+          <w:ilvl w:val="0"/>
+          <w:numId w:val="2"/>
+        </w:numPr>
+        <w:spacing w:after="100" w:line="276" w:lineRule="auto"/>
+      </w:pPr>
+      <w:r>
+        <w:rPr>
+          <w:rFonts w:ascii="Malgun Gothic" w:hAnsi="Malgun Gothic" w:eastAsia="Malgun Gothic"/>
+          <w:sz w:val="21"/>
+        </w:rPr>
+        <w:t>경영검토: 연 1회 대표가 주재하여 목표 달성도, 심사·클레임, 외주 성과, 근로자 협의, 법규 준수평가, 환경·안전 성과, 조직상황과 이해관계자 변화, 자원 필요성을 검토하고 담당·기한이 있는 개선을 지시한다(MF-02).</w:t>
+      </w:r>
+    </w:p>
+    <w:p>
+      <w:pPr>
+        <w:pStyle w:val="a4"/>
+        <w:numPr>
+          <w:ilvl w:val="0"/>
+          <w:numId w:val="2"/>
+        </w:numPr>
+        <w:spacing w:after="100" w:line="276" w:lineRule="auto"/>
+      </w:pPr>
+      <w:r>
+        <w:rPr>
+          <w:rFonts w:ascii="Malgun Gothic" w:hAnsi="Malgun Gothic" w:eastAsia="Malgun Gothic"/>
+          <w:sz w:val="21"/>
+        </w:rPr>
+        <w:t>목표 관리: 품질·안전·환경 목표를 연초에 정하고 6월·12월 반기 점검 때 실적을 기록한다(MF-03).</w:t>
       </w:r>
     </w:p>
     <w:p>
@@ -11759,7 +11984,7 @@
                 <w:sz w:val="19"/>
                 <w:szCs w:val="18"/>
               </w:rPr>
-              <w:t>별도 절차서 없이 이 매뉴얼로 갈음</w:t>
+              <w:t>별도 절차서 없이 이 매뉴얼로 갈음. 외부 소통: 고객 요구·클레임은 영업관리, 감독기관 보고·신고는 안전 담당, 환경 민원은 환경 담당이 맡고 QF-09에 기록</w:t>
             </w:r>
           </w:p>
         </w:tc>
@@ -16881,7 +17106,7 @@
                 <w:color w:val="263445"/>
                 <w:sz w:val="19"/>
               </w:rPr>
-              <w:t>안전보건관리담당자 선임 및 직무 평가</w:t>
+              <w:t>안전보건관리담당자·관리감독자 지정 및 반기 평가</w:t>
             </w:r>
           </w:p>
         </w:tc>
@@ -18893,7 +19118,7 @@
           <w:rFonts w:ascii="Malgun Gothic" w:hAnsi="Malgun Gothic" w:eastAsia="Malgun Gothic"/>
           <w:sz w:val="21"/>
         </w:rPr>
-        <w:t>근로자는 위험작업을 즉시 중지하고 담당자에게 보고할 수 있으며 신고·의견 제기로 불이익을 받지 않는다. 월 1회 기존회의 또는 MF-06으로 비정규직을 포함한 의견과 조치를 공유한다. 언어·시간·지식 등 참여 장벽을 확인해 설명·교육·참여시간을 제공한다.</w:t>
+        <w:t>근로자는 위험작업을 즉시 중지하고 담당자에게 보고할 수 있으며 신고·의견 제기로 불이익을 받지 않는다. 분기 1회 기존회의 또는 MF-06으로 비정규직을 포함한 의견과 조치를 공유한다. 언어·시간·지식 등 참여 장벽을 확인해 설명·교육·참여시간을 제공한다.</w:t>
       </w:r>
     </w:p>
     <w:p>
@@ -18956,7 +19181,7 @@
           <w:rFonts w:ascii="Malgun Gothic" w:hAnsi="Malgun Gothic" w:eastAsia="Malgun Gothic"/>
           <w:sz w:val="21"/>
         </w:rPr>
-        <w:t>안전·환경 담당은 MF-05에 적용 법규의 구체 의무·조항·대상·판정근거·주기·확인증거를 기록한다. 분기별 최신성 확인과 최소 연 1회 준수평가를 실시한다. 법정주기가 더 짧으면 이를 따른다. 미확인은 준수로 표시하지 않으며 관련 위험 작업/배출 전 확인한다. 미준수는 QF-09 조치 후 재평가한다.</w:t>
+        <w:t>안전·환경 담당은 MF-05에 적용 법규의 구체 의무·조항·대상·판정근거·주기·확인증거를 기록한다. 반기별 최신성 확인과 최소 연 1회 준수평가를 실시한다. 법정주기가 더 짧으면 이를 따른다. 미확인은 준수로 표시하지 않으며 관련 위험 작업/배출 전 확인한다. 미준수는 QF-09 조치 후 재평가한다.</w:t>
       </w:r>
     </w:p>
     <w:p>
@@ -18995,7 +19220,7 @@
           <w:rFonts w:ascii="Malgun Gothic" w:hAnsi="Malgun Gothic" w:eastAsia="Malgun Gothic"/>
           <w:sz w:val="21"/>
         </w:rPr>
-        <w:t>품질은 QF-13에 원본 공용 저장소 전체 경로·권한관리자·백업 위치·실행담당을 등록한다. 경영관리는 서로 다른 저장장치의 백업을 작업일별 수행하고 주별 성공/실패를 확인, 월별 도면·PLC·검사기록 표본 복구를 확인한다. 실패는 즉시 재백업·원인조치하고 증거를 QF-13에 연결한다.</w:t>
+        <w:t>품질은 QF-13에 원본 공용 저장소 전체 경로·권한관리자·백업 위치·실행담당을 등록한다. 경영관리는 서로 다른 저장장치에 매일 자동 백업을 설정하고 실패 알림을 확인하며, 분기별로 도면·PLC·검사기록 표본 복구를 확인한다. 실패는 즉시 재백업·원인조치하고 증거를 QF-13에 연결한다.</w:t>
       </w:r>
     </w:p>
     <w:p>
@@ -19031,7 +19256,7 @@
           <w:rFonts w:ascii="Malgun Gothic" w:hAnsi="Malgun Gothic" w:eastAsia="Malgun Gothic"/>
           <w:sz w:val="21"/>
         </w:rPr>
-        <w:t>대표는 연초 MF-03의 목표값·산식·담당·기한·실행자원을 승인한다. 각 담당은 분기별 실제 실적과 미달조치를 기록한다. 사고 0건만으로 안전성과를 평가하지 않고 고위험 개선 이행 등 선행지표도 본다.</w:t>
+        <w:t>대표는 연초 MF-03의 목표값·산식·담당·기한·실행자원을 승인한다. 각 담당은 반기별 실제 실적과 미달조치를 기록한다. 사고 0건만으로 안전성과를 평가하지 않고 고위험 개선 이행 등 선행지표도 본다.</w:t>
       </w:r>
     </w:p>
     <w:p>
@@ -19071,6 +19296,18 @@
           <w:sz w:val="21"/>
         </w:rPr>
         <w:t>프로젝트 기록과 회사 연간 기록은 자료실의 ISO 기록 도구로 만든다. 도구는 이 매뉴얼과 DI-IMS-F-01 Rev.00 양식을 그대로 쓰고, 입력한 프로젝트 정보·판넬 LOT·담당자·결재자 성명·예정일을 해당 칸에 채운다. 도구가 채운 값도 작성자가 사실과 맞는지 확인하며, 결재자 성명이 미리 들어가 있어도 실제 서명·일자 전에는 승인되지 않은 기록이다.</w:t>
+      </w:r>
+    </w:p>
+    <w:p>
+      <w:pPr>
+        <w:spacing w:after="100" w:line="276" w:lineRule="auto"/>
+      </w:pPr>
+      <w:r>
+        <w:rPr>
+          <w:rFonts w:ascii="Malgun Gothic" w:hAnsi="Malgun Gothic" w:eastAsia="Malgun Gothic"/>
+          <w:sz w:val="21"/>
+        </w:rPr>
+        <w:t>회사 연간 기록 화면에는 회사 공통 담당자와 직원·공급자·계측기 명단을 한 번 입력한다. 도구는 이 명단으로 교육 대상 인원(SF-05)·건강진단 대상과 주기(SF-06)·교육·역량 명단(QF-12)·관리감독자(SF-04)·공급자 평가(QF-10)·외주업체별 안전보건 평가(SF-09)·계측기 대장(QF-11)을 채우고, 계측기 교정 기한을 할 일에 넣는다. 새 프로젝트를 시작하면 같은 담당자·계측기·외주 업체가 기록 묶음에 미리 들어간다. 명단이 바뀌면 화면에서 고친 뒤 양식을 다시 받는다.</w:t>
       </w:r>
     </w:p>
     <w:p>

--- a/_src/iso/source/DI-IMS-M-01_Rev00.docx
+++ b/_src/iso/source/DI-IMS-M-01_Rev00.docx
@@ -1614,7 +1614,7 @@
             <w:color w:val="263445"/>
             <w:sz w:val="20"/>
           </w:rPr>
-          <w:t>7</w:t>
+          <w:t>6</w:t>
         </w:r>
       </w:hyperlink>
     </w:p>
@@ -1789,7 +1789,7 @@
             <w:color w:val="263445"/>
             <w:sz w:val="20"/>
           </w:rPr>
-          <w:t>8</w:t>
+          <w:t>7</w:t>
         </w:r>
       </w:hyperlink>
     </w:p>
@@ -1964,7 +1964,7 @@
             <w:color w:val="263445"/>
             <w:sz w:val="20"/>
           </w:rPr>
-          <w:t>9</w:t>
+          <w:t>8</w:t>
         </w:r>
       </w:hyperlink>
     </w:p>
@@ -2766,7 +2766,7 @@
           <w:color w:val="263445"/>
           <w:sz w:val="21"/>
         </w:rPr>
-        <w:t>이 매뉴얼은 동인엔시스(정규직 20명·제조 비정규직 5명)가 실제로 하는 일만 기준으로 작성한다. 규격 요구를 충족하는 데 꼭 필요한 것만 문서·기록으로 남기고, 나머지는 현장의 구두 지시와 카카오워크 소통으로 운영한다.</w:t>
+        <w:t>이 매뉴얼은 동인엔시스(정규직 직원과 작업량에 따라 투입하는 제조 일용직)가 실제로 하는 일만 기준으로 작성한다. 규격 요구를 충족하는 데 꼭 필요한 것만 문서·기록으로 남기고, 나머지는 현장의 구두 지시와 카카오워크 소통으로 운영한다.</w:t>
       </w:r>
     </w:p>
     <w:p>
@@ -3175,264 +3175,6 @@
           </w:p>
         </w:tc>
       </w:tr>
-      <w:tr>
-        <w:tblPrEx>
-          <w:tblCellMar>
-            <w:top w:w="0" w:type="dxa"/>
-            <w:bottom w:w="0" w:type="dxa"/>
-          </w:tblCellMar>
-        </w:tblPrEx>
-        <w:trPr>
-          <w:cantSplit/>
-          <w:cantSplit/>
-          <w:cantSplit/>
-        </w:trPr>
-        <w:tc>
-          <w:tcPr>
-            <w:tcW w:w="3213" w:type="dxa"/>
-            <w:tcBorders>
-              <w:top w:val="single" w:sz="4" w:space="0" w:color="808080"/>
-              <w:left w:val="single" w:sz="4" w:space="0" w:color="808080"/>
-              <w:bottom w:val="single" w:sz="4" w:space="0" w:color="808080"/>
-              <w:right w:val="single" w:sz="4" w:space="0" w:color="808080"/>
-            </w:tcBorders>
-            <w:tcMar>
-              <w:top w:w="60" w:type="dxa"/>
-              <w:left w:w="90" w:type="dxa"/>
-              <w:bottom w:w="60" w:type="dxa"/>
-              <w:right w:w="90" w:type="dxa"/>
-            </w:tcMar>
-            <w:shd w:fill="FFFFFF"/>
-            <w:tcBorders>
-              <w:top w:val="single" w:sz="6" w:color="D3DDE8"/>
-              <w:left w:val="single" w:sz="6" w:color="D3DDE8"/>
-              <w:bottom w:val="single" w:sz="6" w:color="D3DDE8"/>
-              <w:right w:val="single" w:sz="6" w:color="D3DDE8"/>
-            </w:tcBorders>
-          </w:tcPr>
-          <w:p>
-            <w:pPr>
-              <w:spacing w:line="260" w:lineRule="auto" w:after="40"/>
-            </w:pPr>
-            <w:r>
-              <w:rPr>
-                <w:rFonts w:ascii="Malgun Gothic" w:hAnsi="Malgun Gothic" w:eastAsia="Malgun Gothic"/>
-                <w:b w:val="0"/>
-                <w:bCs/>
-                <w:color w:val="263445"/>
-                <w:sz w:val="19"/>
-                <w:szCs w:val="18"/>
-              </w:rPr>
-              <w:t>00 (보완)</w:t>
-            </w:r>
-          </w:p>
-        </w:tc>
-        <w:tc>
-          <w:tcPr>
-            <w:tcW w:w="3213" w:type="dxa"/>
-            <w:tcBorders>
-              <w:top w:val="single" w:sz="4" w:space="0" w:color="808080"/>
-              <w:left w:val="single" w:sz="4" w:space="0" w:color="808080"/>
-              <w:bottom w:val="single" w:sz="4" w:space="0" w:color="808080"/>
-              <w:right w:val="single" w:sz="4" w:space="0" w:color="808080"/>
-            </w:tcBorders>
-            <w:tcMar>
-              <w:top w:w="60" w:type="dxa"/>
-              <w:left w:w="90" w:type="dxa"/>
-              <w:bottom w:w="60" w:type="dxa"/>
-              <w:right w:w="90" w:type="dxa"/>
-            </w:tcMar>
-            <w:shd w:fill="FFFFFF"/>
-            <w:tcBorders>
-              <w:top w:val="single" w:sz="6" w:color="D3DDE8"/>
-              <w:left w:val="single" w:sz="6" w:color="D3DDE8"/>
-              <w:bottom w:val="single" w:sz="6" w:color="D3DDE8"/>
-              <w:right w:val="single" w:sz="6" w:color="D3DDE8"/>
-            </w:tcBorders>
-          </w:tcPr>
-          <w:p>
-            <w:pPr>
-              <w:spacing w:after="40"/>
-            </w:pPr>
-            <w:r>
-              <w:rPr>
-                <w:rFonts w:ascii="Malgun Gothic" w:hAnsi="Malgun Gothic" w:eastAsia="Malgun Gothic"/>
-                <w:b w:val="0"/>
-                <w:color w:val="263445"/>
-                <w:sz w:val="19"/>
-              </w:rPr>
-              <w:t>2026.10.11</w:t>
-            </w:r>
-          </w:p>
-        </w:tc>
-        <w:tc>
-          <w:tcPr>
-            <w:tcW w:w="3213" w:type="dxa"/>
-            <w:tcBorders>
-              <w:top w:val="single" w:sz="4" w:space="0" w:color="808080"/>
-              <w:left w:val="single" w:sz="4" w:space="0" w:color="808080"/>
-              <w:bottom w:val="single" w:sz="4" w:space="0" w:color="808080"/>
-              <w:right w:val="single" w:sz="4" w:space="0" w:color="808080"/>
-            </w:tcBorders>
-            <w:tcMar>
-              <w:top w:w="60" w:type="dxa"/>
-              <w:left w:w="90" w:type="dxa"/>
-              <w:bottom w:w="60" w:type="dxa"/>
-              <w:right w:w="90" w:type="dxa"/>
-            </w:tcMar>
-            <w:shd w:fill="FFFFFF"/>
-            <w:tcBorders>
-              <w:top w:val="single" w:sz="6" w:color="D3DDE8"/>
-              <w:left w:val="single" w:sz="6" w:color="D3DDE8"/>
-              <w:bottom w:val="single" w:sz="6" w:color="D3DDE8"/>
-              <w:right w:val="single" w:sz="6" w:color="D3DDE8"/>
-            </w:tcBorders>
-          </w:tcPr>
-          <w:p>
-            <w:pPr>
-              <w:spacing w:after="40"/>
-            </w:pPr>
-            <w:r>
-              <w:rPr>
-                <w:rFonts w:ascii="Malgun Gothic" w:hAnsi="Malgun Gothic" w:eastAsia="Malgun Gothic"/>
-                <w:b w:val="0"/>
-                <w:color w:val="263445"/>
-                <w:sz w:val="19"/>
-              </w:rPr>
-              <w:t>부록 E '기록 도구 운용' 추가 — 양식·판정 기준 변경 없음, 대표 확인 후 적용</w:t>
-            </w:r>
-          </w:p>
-        </w:tc>
-      </w:tr>
-      <w:tr>
-        <w:tblPrEx>
-          <w:tblCellMar>
-            <w:top w:w="0" w:type="dxa"/>
-            <w:bottom w:w="0" w:type="dxa"/>
-          </w:tblCellMar>
-        </w:tblPrEx>
-        <w:trPr>
-          <w:cantSplit/>
-          <w:cantSplit/>
-          <w:cantSplit/>
-        </w:trPr>
-        <w:tc>
-          <w:tcPr>
-            <w:tcW w:w="3213" w:type="dxa"/>
-            <w:tcBorders>
-              <w:top w:val="single" w:sz="4" w:space="0" w:color="808080"/>
-              <w:left w:val="single" w:sz="4" w:space="0" w:color="808080"/>
-              <w:bottom w:val="single" w:sz="4" w:space="0" w:color="808080"/>
-              <w:right w:val="single" w:sz="4" w:space="0" w:color="808080"/>
-            </w:tcBorders>
-            <w:tcMar>
-              <w:top w:w="60" w:type="dxa"/>
-              <w:left w:w="90" w:type="dxa"/>
-              <w:bottom w:w="60" w:type="dxa"/>
-              <w:right w:w="90" w:type="dxa"/>
-            </w:tcMar>
-            <w:shd w:fill="FFFFFF"/>
-            <w:tcBorders>
-              <w:top w:val="single" w:sz="6" w:color="D3DDE8"/>
-              <w:left w:val="single" w:sz="6" w:color="D3DDE8"/>
-              <w:bottom w:val="single" w:sz="6" w:color="D3DDE8"/>
-              <w:right w:val="single" w:sz="6" w:color="D3DDE8"/>
-            </w:tcBorders>
-          </w:tcPr>
-          <w:p>
-            <w:pPr>
-              <w:spacing w:line="260" w:lineRule="auto" w:after="40"/>
-            </w:pPr>
-            <w:r>
-              <w:rPr>
-                <w:rFonts w:ascii="Malgun Gothic" w:hAnsi="Malgun Gothic" w:eastAsia="Malgun Gothic"/>
-                <w:b w:val="0"/>
-                <w:bCs/>
-                <w:color w:val="263445"/>
-                <w:sz w:val="19"/>
-                <w:szCs w:val="18"/>
-              </w:rPr>
-              <w:t>00 (보완2)</w:t>
-            </w:r>
-          </w:p>
-        </w:tc>
-        <w:tc>
-          <w:tcPr>
-            <w:tcW w:w="3213" w:type="dxa"/>
-            <w:tcBorders>
-              <w:top w:val="single" w:sz="4" w:space="0" w:color="808080"/>
-              <w:left w:val="single" w:sz="4" w:space="0" w:color="808080"/>
-              <w:bottom w:val="single" w:sz="4" w:space="0" w:color="808080"/>
-              <w:right w:val="single" w:sz="4" w:space="0" w:color="808080"/>
-            </w:tcBorders>
-            <w:tcMar>
-              <w:top w:w="60" w:type="dxa"/>
-              <w:left w:w="90" w:type="dxa"/>
-              <w:bottom w:w="60" w:type="dxa"/>
-              <w:right w:w="90" w:type="dxa"/>
-            </w:tcMar>
-            <w:shd w:fill="FFFFFF"/>
-            <w:tcBorders>
-              <w:top w:val="single" w:sz="6" w:color="D3DDE8"/>
-              <w:left w:val="single" w:sz="6" w:color="D3DDE8"/>
-              <w:bottom w:val="single" w:sz="6" w:color="D3DDE8"/>
-              <w:right w:val="single" w:sz="6" w:color="D3DDE8"/>
-            </w:tcBorders>
-          </w:tcPr>
-          <w:p>
-            <w:pPr>
-              <w:spacing w:after="40"/>
-            </w:pPr>
-            <w:r>
-              <w:rPr>
-                <w:rFonts w:ascii="Malgun Gothic" w:hAnsi="Malgun Gothic" w:eastAsia="Malgun Gothic"/>
-                <w:b w:val="0"/>
-                <w:color w:val="263445"/>
-                <w:sz w:val="19"/>
-              </w:rPr>
-              <w:t>2026.10.12</w:t>
-            </w:r>
-          </w:p>
-        </w:tc>
-        <w:tc>
-          <w:tcPr>
-            <w:tcW w:w="3213" w:type="dxa"/>
-            <w:tcBorders>
-              <w:top w:val="single" w:sz="4" w:space="0" w:color="808080"/>
-              <w:left w:val="single" w:sz="4" w:space="0" w:color="808080"/>
-              <w:bottom w:val="single" w:sz="4" w:space="0" w:color="808080"/>
-              <w:right w:val="single" w:sz="4" w:space="0" w:color="808080"/>
-            </w:tcBorders>
-            <w:tcMar>
-              <w:top w:w="60" w:type="dxa"/>
-              <w:left w:w="90" w:type="dxa"/>
-              <w:bottom w:w="60" w:type="dxa"/>
-              <w:right w:w="90" w:type="dxa"/>
-            </w:tcMar>
-            <w:shd w:fill="FFFFFF"/>
-            <w:tcBorders>
-              <w:top w:val="single" w:sz="6" w:color="D3DDE8"/>
-              <w:left w:val="single" w:sz="6" w:color="D3DDE8"/>
-              <w:bottom w:val="single" w:sz="6" w:color="D3DDE8"/>
-              <w:right w:val="single" w:sz="6" w:color="D3DDE8"/>
-            </w:tcBorders>
-          </w:tcPr>
-          <w:p>
-            <w:pPr>
-              <w:spacing w:after="40"/>
-            </w:pPr>
-            <w:r>
-              <w:rPr>
-                <w:rFonts w:ascii="Malgun Gothic" w:hAnsi="Malgun Gothic" w:eastAsia="Malgun Gothic"/>
-                <w:b w:val="0"/>
-                <w:color w:val="263445"/>
-                <w:sz w:val="19"/>
-              </w:rPr>
-              <w:t>법정·인증 필수 정리 — 관리감독자 지정·반기 평가, 휴게시설·인원 기준, 성희롱 예방·장애인 인식개선 교육, 조직의 지식·외부 문서·외부 소통 추가 / 근로자 협의·표본 복구 분기, 목표 실적·법규 최신성·예산 집행 확인은 반기 점검(SF-08) 때로 조정 / 명단 한 번 입력 자동 채움. 대표 승인 후 적용</w:t>
-            </w:r>
-          </w:p>
-        </w:tc>
-      </w:tr>
     </w:tbl>
     <w:p>
       <w:pPr>
@@ -3966,7 +3708,7 @@
                 <w:sz w:val="19"/>
                 <w:szCs w:val="18"/>
               </w:rPr>
-              <w:t>정규직 20명(설계·PLC 프로그램 개발·품질·생산관리 중심) + 제조 비정규직 5명(생산·제조)</w:t>
+              <w:t>정규직 18명(대표 제외, 2026.10 4대보험 가입자 기준 — 설계·PLC 프로그램 개발·품질·생산관리·경영·영업) + 제조 일용직(작업량에 따라 투입, 인원·성명 변동)</w:t>
             </w:r>
             <w:r>
               <w:rPr>
@@ -4406,7 +4148,6 @@
           <w:rFonts w:ascii="Malgun Gothic" w:hAnsi="Malgun Gothic" w:eastAsia="Malgun Gothic"/>
           <w:color w:val="263445"/>
           <w:sz w:val="21"/>
-          <w:highlight w:val="yellow"/>
         </w:rPr>
         <w:t>현재 적용 제외 없음. 수주 범위가 달라지면 적용 가능성을 다시 검토한다.</w:t>
       </w:r>
@@ -9753,7 +9494,6 @@
           <w:rFonts w:ascii="Malgun Gothic" w:hAnsi="Malgun Gothic" w:eastAsia="Malgun Gothic"/>
           <w:color w:val="263445"/>
           <w:sz w:val="21"/>
-          <w:highlight w:val="yellow"/>
         </w:rPr>
         <w:t>출하 전 내부 이물 제거, 이동부 고정, 개구부·단자 보호, 방습 포장, 명판·취급표시를 확인한다. 판넬은 팔레트 또는 견고한 지지대에 수직 고정하고 전도·충격·수분 유입을 방지한다. 중량·치수·인양점을 확인한 뒤 적정 하역장비를 사용한다. 고객 지정 포장·운송조건이 있으면 이를 우선하며 PF-00의 납품·인수 기록에 확인 결과를 남긴다.</w:t>
       </w:r>
@@ -9784,7 +9524,6 @@
           <w:rFonts w:ascii="Malgun Gothic" w:hAnsi="Malgun Gothic" w:eastAsia="Malgun Gothic"/>
           <w:color w:val="263445"/>
           <w:sz w:val="21"/>
-          <w:highlight w:val="yellow"/>
         </w:rPr>
         <w:t>보증기간과 무상·유상 범위는 고객 계약서·PO·승인 견적서에 따른다. 계약에 명시가 없으면 영업관리자가 납품 전 고객과 서면 합의해 프로젝트 파일에 보관한다. A/S 접수 시 프로젝트·판넬 번호, 증상, 접수일, 담당자, 현장 조치, 교체 부품, 재시험 및 고객 통보를 QF-09에 기록한다. 고객 개조·오용·외부 설비 원인 여부는 증거로 확인해 계약 조건에 따라 처리한다.</w:t>
       </w:r>
@@ -9995,7 +9734,7 @@
           <w:rFonts w:ascii="Malgun Gothic" w:hAnsi="Malgun Gothic" w:eastAsia="Malgun Gothic"/>
           <w:sz w:val="21"/>
         </w:rPr>
-        <w:t>일용직·신규 인원: 투입 시 안전교육을 실시하고 기록한다(QF-12). 보호구를 지급·착용한다.</w:t>
+        <w:t>일용직·신규 인원: 투입 시 안전교육을 실시하고 기록한다(QF-12). 보호구를 지급·착용한다. 제조 일용직은 매번 사람이 바뀌므로 투입 당일 작업 전에 채용 시 교육(1시간 이상)을 하고 도구의 '일용직 투입 교육 기록'으로 QF-12를 남긴다. 생산관리 책임자(숙련자) 지도 아래에서만 작업하고 독립작업·통전 작업을 하지 않는다.</w:t>
       </w:r>
     </w:p>
     <w:p>
@@ -10395,7 +10134,32 @@
           <w:rFonts w:ascii="Malgun Gothic" w:hAnsi="Malgun Gothic" w:eastAsia="Malgun Gothic"/>
           <w:sz w:val="21"/>
         </w:rPr>
-        <w:t xml:space="preserve"> 상시근로자가 30명 이상이 되면 노사협의회, 50명 이상이 되면 안전보건관리책임자·안전관리자·보건관리자·산업안전보건위원회 의무가 생긴다. 인원이 바뀌면 MF-05에서 다시 확인한다.</w:t>
+        <w:t xml:space="preserve"> 상시근로자가 30명 이상이 되면 노사협의회, 50명 이상이 되면 안전보건관리책임자·안전관리자·보건관리자·산업안전보건위원회 의무가 생긴다. 상시근로자 수는 일용직을 포함한 월평균 인원으로 판단하며, 인원이 바뀌면 MF-05에서 다시 확인한다.</w:t>
+      </w:r>
+    </w:p>
+    <w:p>
+      <w:pPr>
+        <w:pStyle w:val="a4"/>
+        <w:numPr>
+          <w:ilvl w:val="0"/>
+          <w:numId w:val="2"/>
+        </w:numPr>
+        <w:spacing w:after="100" w:line="276" w:lineRule="auto"/>
+      </w:pPr>
+      <w:r>
+        <w:rPr>
+          <w:rFonts w:ascii="Malgun Gothic" w:hAnsi="Malgun Gothic" w:eastAsia="Malgun Gothic"/>
+          <w:b/>
+          <w:sz w:val="21"/>
+        </w:rPr>
+        <w:t>일용직 4대보험:</w:t>
+      </w:r>
+      <w:r>
+        <w:rPr>
+          <w:rFonts w:ascii="Malgun Gothic" w:hAnsi="Malgun Gothic" w:eastAsia="Malgun Gothic"/>
+          <w:sz w:val="21"/>
+        </w:rPr>
+        <w:t xml:space="preserve"> 일용직을 쓴 달은 다음 달 15일까지 근로내용확인신고(고용보험·산재보험)를 한다(경영관리). 신고 접수증을 회사기록에 둔다.</w:t>
       </w:r>
     </w:p>
     <w:p>
@@ -18740,7 +18504,7 @@
           <w:rFonts w:ascii="Malgun Gothic" w:hAnsi="Malgun Gothic" w:eastAsia="Malgun Gothic"/>
           <w:sz w:val="21"/>
         </w:rPr>
-        <w:t>이 기준은 정규직 20명과 생산·제조 비정규직 5명의 제어반 설계·PLC 개발·제작·시험·시운전에 적용한다. 작업 단계를 승인하고 필요한 증거만 연결하여 관리한다. 수치 등 프로젝트별 항목은 QF-15 승인으로 확정한다.</w:t>
+        <w:t>이 기준은 정규직 직원과 작업량에 따라 투입하는 제조 일용직의 제어반 설계·PLC 개발·제작·시험·시운전에 적용한다. 작업 단계를 승인하고 필요한 증거만 연결하여 관리한다. 수치 등 프로젝트별 항목은 QF-15 승인으로 확정한다.</w:t>
       </w:r>
     </w:p>
     <w:p>

--- a/_src/iso/source/DI-IMS-M-01_Rev00.docx
+++ b/_src/iso/source/DI-IMS-M-01_Rev00.docx
@@ -19083,7 +19083,7 @@
           <w:rFonts w:ascii="Malgun Gothic" w:hAnsi="Malgun Gothic" w:eastAsia="Malgun Gothic"/>
           <w:sz w:val="21"/>
         </w:rPr>
-        <w:t>회색 기울임 '예)' 글은 작성 예시이며 기록이 아니다. 작성자는 실제 내용으로 덮어쓰고 해당 없는 예시는 지운다. '(예정)' 날짜는 실제 수행일로 고친다. 예시나 예정 날짜가 남은 기록은 승인하지 않으며, 기록 현황판이 이를 미충족으로 표시한다.</w:t>
+        <w:t>회색 기울임 글은 작성 예시이며 기록이 아니다. 작성자는 실제 내용으로 덮어쓰고 해당 없는 예시는 지운다. 예시 내용이 실제와 같아 그대로 쓰면 글자색을 검정으로 바꾸고 기울임을 해제한다(서식을 바꾼 글만 기록으로 본다). '(예정)' 날짜는 실제 수행일로 고친다. 회색 예시나 예정 날짜가 남은 기록은 승인하지 않으며, 기록 현황판이 이를 미충족으로 표시한다.</w:t>
       </w:r>
     </w:p>
     <w:p>
